--- a/arb/docx/020.content.docx
+++ b/arb/docx/020.content.docx
@@ -286,20 +286,15 @@
         </w:rPr>
         <w:t xml:space="preserve"> هي اسم إقليم في </w:t>
       </w:r>
-      <w:hyperlink r:id="rId13">
-        <w:r>
-          <w:rPr>
-            <w:rtl/>
-            <w:cs/>
-            <w:lang w:val="ar_AE" w:bidi="ar_AE"/>
-          </w:rPr>
-          <w:rPr>
-            <w:color w:val="0000EE"/>
-            <w:u w:val="single"/>
-          </w:rPr>
-          <w:t>إسرائيل</w:t>
-        </w:r>
-      </w:hyperlink>
+      <w:r>
+        <w:rPr>
+          <w:b/>
+          <w:rtl/>
+          <w:cs/>
+          <w:lang w:val="ar_AE" w:bidi="ar_AE"/>
+        </w:rPr>
+        <w:t>إسرائيل</w:t>
+      </w:r>
       <w:r>
         <w:rPr>
           <w:rtl/>
@@ -328,20 +323,15 @@
         </w:rPr>
         <w:t xml:space="preserve">في زمن يسوع، لم تكن إسرائيل </w:t>
       </w:r>
-      <w:hyperlink r:id="rId14">
-        <w:r>
-          <w:rPr>
-            <w:rtl/>
-            <w:cs/>
-            <w:lang w:val="ar_AE" w:bidi="ar_AE"/>
-          </w:rPr>
-          <w:rPr>
-            <w:color w:val="0000EE"/>
-            <w:u w:val="single"/>
-          </w:rPr>
-          <w:t>أمة</w:t>
-        </w:r>
-      </w:hyperlink>
+      <w:r>
+        <w:rPr>
+          <w:b/>
+          <w:rtl/>
+          <w:cs/>
+          <w:lang w:val="ar_AE" w:bidi="ar_AE"/>
+        </w:rPr>
+        <w:t>أمة</w:t>
+      </w:r>
       <w:r>
         <w:rPr>
           <w:rtl/>
@@ -367,20 +357,15 @@
         </w:rPr>
         <w:t xml:space="preserve"> يُحكمون من قِبَل الشعب الروماني. وقد قسَّم الرومان إسرائيل إلى عدة مناطق، أو مقاطعات. وهذه المقاطعات كانت اليهودية في الجنوب، </w:t>
       </w:r>
-      <w:hyperlink r:id="rId15">
-        <w:r>
-          <w:rPr>
-            <w:rtl/>
-            <w:cs/>
-            <w:lang w:val="ar_AE" w:bidi="ar_AE"/>
-          </w:rPr>
-          <w:rPr>
-            <w:color w:val="0000EE"/>
-            <w:u w:val="single"/>
-          </w:rPr>
-          <w:t>الجليل</w:t>
-        </w:r>
-      </w:hyperlink>
+      <w:r>
+        <w:rPr>
+          <w:b/>
+          <w:rtl/>
+          <w:cs/>
+          <w:lang w:val="ar_AE" w:bidi="ar_AE"/>
+        </w:rPr>
+        <w:t>الجليل</w:t>
+      </w:r>
       <w:r>
         <w:rPr>
           <w:rtl/>
@@ -389,20 +374,15 @@
         </w:rPr>
         <w:t xml:space="preserve"> في الشمال، و</w:t>
       </w:r>
-      <w:hyperlink r:id="rId16">
-        <w:r>
-          <w:rPr>
-            <w:rtl/>
-            <w:cs/>
-            <w:lang w:val="ar_AE" w:bidi="ar_AE"/>
-          </w:rPr>
-          <w:rPr>
-            <w:color w:val="0000EE"/>
-            <w:u w:val="single"/>
-          </w:rPr>
-          <w:t>السامرة</w:t>
-        </w:r>
-      </w:hyperlink>
+      <w:r>
+        <w:rPr>
+          <w:b/>
+          <w:rtl/>
+          <w:cs/>
+          <w:lang w:val="ar_AE" w:bidi="ar_AE"/>
+        </w:rPr>
+        <w:t>السامرة</w:t>
+      </w:r>
       <w:r>
         <w:rPr>
           <w:rtl/>
@@ -431,20 +411,15 @@
         </w:rPr>
         <w:t xml:space="preserve">واليهودية كانت المكان الذي تقع فيه المدينة الأكثر أهمية، </w:t>
       </w:r>
-      <w:hyperlink r:id="rId17">
-        <w:r>
-          <w:rPr>
-            <w:rtl/>
-            <w:cs/>
-            <w:lang w:val="ar_AE" w:bidi="ar_AE"/>
-          </w:rPr>
-          <w:rPr>
-            <w:color w:val="0000EE"/>
-            <w:u w:val="single"/>
-          </w:rPr>
-          <w:t>أورشليم</w:t>
-        </w:r>
-      </w:hyperlink>
+      <w:r>
+        <w:rPr>
+          <w:b/>
+          <w:rtl/>
+          <w:cs/>
+          <w:lang w:val="ar_AE" w:bidi="ar_AE"/>
+        </w:rPr>
+        <w:t>أورشليم</w:t>
+      </w:r>
       <w:r>
         <w:rPr>
           <w:rtl/>
@@ -453,20 +428,15 @@
         </w:rPr>
         <w:t xml:space="preserve">، </w:t>
       </w:r>
-      <w:hyperlink r:id="rId18">
-        <w:r>
-          <w:rPr>
-            <w:rtl/>
-            <w:cs/>
-            <w:lang w:val="ar_AE" w:bidi="ar_AE"/>
-          </w:rPr>
-          <w:rPr>
-            <w:color w:val="0000EE"/>
-            <w:u w:val="single"/>
-          </w:rPr>
-          <w:t>وهيكل</w:t>
-        </w:r>
-      </w:hyperlink>
+      <w:r>
+        <w:rPr>
+          <w:b/>
+          <w:rtl/>
+          <w:cs/>
+          <w:lang w:val="ar_AE" w:bidi="ar_AE"/>
+        </w:rPr>
+        <w:t>وهيكل</w:t>
+      </w:r>
       <w:r>
         <w:rPr>
           <w:rtl/>
